--- a/en/wisdom-stories/gossip.docx
+++ b/en/wisdom-stories/gossip.docx
@@ -3,88 +3,143 @@
 <w:document xmlns:wpc="http://schemas.microsoft.com/office/word/2010/wordprocessingCanvas" xmlns:mo="http://schemas.microsoft.com/office/mac/office/2008/main" xmlns:mc="http://schemas.openxmlformats.org/markup-compatibility/2006" xmlns:mv="urn:schemas-microsoft-com:mac:vml" xmlns:o="urn:schemas-microsoft-com:office:office" xmlns:r="http://schemas.openxmlformats.org/officeDocument/2006/relationships" xmlns:m="http://schemas.openxmlformats.org/officeDocument/2006/math" xmlns:v="urn:schemas-microsoft-com:vml" xmlns:wp14="http://schemas.microsoft.com/office/word/2010/wordprocessingDrawing" xmlns:wp="http://schemas.openxmlformats.org/drawingml/2006/wordprocessingDrawing" xmlns:w10="urn:schemas-microsoft-com:office:word" xmlns:w="http://schemas.openxmlformats.org/wordprocessingml/2006/main" xmlns:w14="http://schemas.microsoft.com/office/word/2010/wordml" xmlns:wpg="http://schemas.microsoft.com/office/word/2010/wordprocessingGroup" xmlns:wpi="http://schemas.microsoft.com/office/word/2010/wordprocessingInk" xmlns:wne="http://schemas.microsoft.com/office/word/2006/wordml" xmlns:wps="http://schemas.microsoft.com/office/word/2010/wordprocessingShape" mc:Ignorable="w14 wp14">
   <w:body>
     <w:p>
+      <w:pPr>
+        <w:pStyle w:val="Title"/>
+      </w:pPr>
       <w:r>
         <w:t>Gossip</w:t>
       </w:r>
     </w:p>
     <w:p>
+      <w:pPr>
+        <w:spacing w:after="80"/>
+      </w:pPr>
       <w:r>
-        <w:t>A bitter, impolite man was summoned to the village elder, accused of spreading gossip.</w:t>
+        <w:t>A rude, quarrelsome man was brought before the village elder for spreading gossip.</w:t>
       </w:r>
     </w:p>
     <w:p>
+      <w:pPr>
+        <w:spacing w:after="80"/>
+      </w:pPr>
       <w:r>
-        <w:t>— It was a joke, just a joke, — he denied the accusation. — Others misunderstood my words, I am not guilty!</w:t>
+        <w:t>“It was only a joke!” he protested. “People misunderstood me. I did nothing wrong.”</w:t>
       </w:r>
     </w:p>
     <w:p>
+      <w:pPr>
+        <w:spacing w:after="80"/>
+      </w:pPr>
       <w:r>
         <w:t>But the victim of the gossip stood firm:</w:t>
       </w:r>
     </w:p>
     <w:p>
+      <w:pPr>
+        <w:spacing w:after="80"/>
+      </w:pPr>
       <w:r>
-        <w:t>— You have tarnished my clean name. I demand justice.</w:t>
+        <w:t>“You’ve ruined my good name,” said the person he had maligned. “I want justice.”</w:t>
       </w:r>
     </w:p>
     <w:p>
+      <w:pPr>
+        <w:spacing w:after="80"/>
+      </w:pPr>
       <w:r>
-        <w:t>The culprit retreated as he was pressed:</w:t>
+        <w:t>Under pressure, the man backed down.</w:t>
       </w:r>
     </w:p>
     <w:p>
+      <w:pPr>
+        <w:spacing w:after="80"/>
+      </w:pPr>
       <w:r>
-        <w:t>— I take back everything I said, I ask for forgiveness.</w:t>
+        <w:t>“I take it all back. Please forgive me.”</w:t>
       </w:r>
     </w:p>
     <w:p>
+      <w:pPr/>
       <w:r>
-        <w:t>The elder listened silently. It crossed his mind: “This man has not yet realized the gravity of what he has done. Time will pass, and he will repeat the same sin again.” Then he said to the man:</w:t>
+        <w:t>The elder listened, thinking that the man still did not understand the harm he had done and might repeat it. Then he said:</w:t>
       </w:r>
     </w:p>
     <w:p>
+      <w:pPr/>
       <w:r>
-        <w:t>— Go and bring a feather pillow to the market square. Cut it, scatter the feathers around. Then collect all the feathers one by one and bring them to me. If you cannot do this, there is no forgiveness.</w:t>
+        <w:t>“Take a feather pillow to the market square, cut it open, and scatter the feathers. Then gather every one and bring them to me. Only then can you be forgiven.”</w:t>
       </w:r>
     </w:p>
     <w:p>
+      <w:pPr/>
       <w:r>
-        <w:t>The man reluctantly accepted the elder's condition. “The old man has lost his mind,” he thought, and then he formed and cut the pillow. The feathers scattered in a single blow and flew in all directions. The man ran to the right and left, chasing the feathers; but no matter how hard he tried, in the end only a few feathers remained in his palm.</w:t>
+        <w:t>Reluctantly, the man obeyed. “The old man has lost his mind,” he thought. But the moment he cut the pillow, the wind carried the feathers in every direction. He chased them back and forth, yet managed to recover only a handful.</w:t>
       </w:r>
     </w:p>
     <w:p>
+      <w:pPr>
+        <w:spacing w:after="80"/>
+      </w:pPr>
       <w:r>
         <w:t>He lowered his head and returned to the elder:</w:t>
       </w:r>
     </w:p>
     <w:p>
+      <w:pPr>
+        <w:spacing w:after="80"/>
+      </w:pPr>
       <w:r>
-        <w:t>— I could not collect the rest.</w:t>
+        <w:t>“I couldn’t gather the rest,” he admitted.</w:t>
       </w:r>
     </w:p>
     <w:p>
+      <w:pPr>
+        <w:spacing w:after="80"/>
+      </w:pPr>
       <w:r>
         <w:t>Then he sighed deeply:</w:t>
       </w:r>
     </w:p>
     <w:p>
+      <w:pPr>
+        <w:keepNext/>
+        <w:spacing w:after="80"/>
+      </w:pPr>
       <w:r>
-        <w:t>— Just like the words I spread. I cannot take them back.</w:t>
+        <w:t>“Just as I can’t take back the words I spread.”</w:t>
       </w:r>
     </w:p>
     <w:p>
+      <w:pPr>
+        <w:keepNext/>
+        <w:keepLines/>
+        <w:spacing w:before="160"/>
+      </w:pPr>
       <w:r>
-        <w:t>Moral: A word that is spread is like a feather thrown to the wind - it cannot be collected again. Therefore, stay away from gossip.</w:t>
+        <w:rPr>
+          <w:b/>
+        </w:rPr>
+        <w:t>Moral:</w:t>
+      </w:r>
+      <w:r>
+        <w:t xml:space="preserve"> A word that is spread is like a feather thrown to the wind - it cannot be collected again. Therefore, stay away from gossip.</w:t>
       </w:r>
     </w:p>
     <w:p>
+      <w:pPr>
+        <w:spacing w:after="80"/>
+      </w:pPr>
       <w:r>
-        <w:t>The story was obtained from open Internet sources.</w:t>
+        <w:rPr>
+          <w:i/>
+          <w:sz w:val="18"/>
+        </w:rPr>
+        <w:t>Source: Publicly available internet sources.</w:t>
       </w:r>
     </w:p>
     <w:sectPr>
       <w:pgSz w:w="12240" w:h="15840"/>
-      <w:pgMar w:top="1440" w:right="1800" w:bottom="1440" w:left="1800" w:header="720" w:footer="720" w:gutter="0"/>
+      <w:pgMar w:top="1080" w:right="1224" w:bottom="1080" w:left="1224" w:header="720" w:footer="720" w:gutter="0"/>
       <w:cols w:space="720"/>
       <w:docGrid w:linePitch="360"/>
     </w:sectPr>
@@ -455,6 +510,16 @@
     <w:name w:val="Normal"/>
     <w:qFormat/>
     <w:rsid w:val="00FC693F"/>
+    <w:pPr>
+      <w:widowControl/>
+      <w:spacing w:after="120" w:line="259" w:lineRule="auto"/>
+    </w:pPr>
+    <w:rPr>
+      <w:rFonts w:ascii="Arial" w:hAnsi="Arial"/>
+      <w:color w:val="000000"/>
+      <w:sz w:val="22"/>
+      <w:lang w:val="en-US"/>
+    </w:rPr>
   </w:style>
   <w:style w:type="paragraph" w:styleId="Header">
     <w:name w:val="header"/>
@@ -797,18 +862,17 @@
     <w:qFormat/>
     <w:rsid w:val="00FC693F"/>
     <w:pPr>
-      <w:pBdr>
-        <w:bottom w:val="single" w:sz="8" w:space="4" w:color="4F81BD" w:themeColor="accent1"/>
-      </w:pBdr>
-      <w:spacing w:after="300" w:line="240" w:lineRule="auto"/>
+      <w:keepNext/>
+      <w:spacing w:after="280" w:line="240" w:lineRule="auto"/>
       <w:contextualSpacing/>
     </w:pPr>
     <w:rPr>
-      <w:rFonts w:asciiTheme="majorHAnsi" w:eastAsiaTheme="majorEastAsia" w:hAnsiTheme="majorHAnsi" w:cstheme="majorBidi"/>
-      <w:color w:val="17365D" w:themeColor="text2" w:themeShade="BF"/>
+      <w:rFonts w:asciiTheme="majorHAnsi" w:eastAsiaTheme="majorEastAsia" w:hAnsiTheme="majorHAnsi" w:cstheme="majorBidi" w:ascii="Arial" w:hAnsi="Arial"/>
+      <w:b/>
+      <w:color w:val="000000"/>
       <w:spacing w:val="5"/>
       <w:kern w:val="28"/>
-      <w:sz w:val="52"/>
+      <w:sz w:val="34"/>
       <w:szCs w:val="52"/>
     </w:rPr>
   </w:style>
@@ -1284,9 +1348,6 @@
     <w:qFormat/>
     <w:rsid w:val="00FC693F"/>
     <w:pPr>
-      <w:pBdr>
-        <w:bottom w:val="single" w:sz="4" w:space="4" w:color="4F81BD" w:themeColor="accent1"/>
-      </w:pBdr>
       <w:spacing w:before="200" w:after="280"/>
       <w:ind w:left="936" w:right="936"/>
     </w:pPr>

--- a/en/wisdom-stories/gossip.docx
+++ b/en/wisdom-stories/gossip.docx
@@ -15,7 +15,7 @@
         <w:spacing w:after="80"/>
       </w:pPr>
       <w:r>
-        <w:t>A rude, quarrelsome man was brought before the village elder for spreading gossip.</w:t>
+        <w:t>A sharp-tongued, impolite man was brought before the village elder for spreading gossip.</w:t>
       </w:r>
     </w:p>
     <w:p>
@@ -61,7 +61,7 @@
     <w:p>
       <w:pPr/>
       <w:r>
-        <w:t>The elder listened, thinking that the man still did not understand the harm he had done and might repeat it. Then he said:</w:t>
+        <w:t>The elder listened in silence, thinking that the man had not yet grasped the weight of what he had done and that, in time, he would repeat the same sin. Then he said:</w:t>
       </w:r>
     </w:p>
     <w:p>
@@ -73,7 +73,7 @@
     <w:p>
       <w:pPr/>
       <w:r>
-        <w:t>Reluctantly, the man obeyed. “The old man has lost his mind,” he thought. But the moment he cut the pillow, the wind carried the feathers in every direction. He chased them back and forth, yet managed to recover only a handful.</w:t>
+        <w:t>Reluctantly, the man obeyed. “The old man has lost his mind,” he thought. But the moment he cut the pillow, the wind carried the feathers in every direction. He chased them back and forth, yet managed to recover only a few feathers in his palm.</w:t>
       </w:r>
     </w:p>
     <w:p>
@@ -119,11 +119,9 @@
         <w:rPr>
           <w:b/>
         </w:rPr>
-        <w:t>Moral:</w:t>
+        <w:t>Moral: A word that is spread is like a feather thrown to the wind - it cannot be collected again. Therefore, stay away from gossip.</w:t>
       </w:r>
-      <w:r>
-        <w:t xml:space="preserve"> A word that is spread is like a feather thrown to the wind - it cannot be collected again. Therefore, stay away from gossip.</w:t>
-      </w:r>
+      <w:r/>
     </w:p>
     <w:p>
       <w:pPr>
@@ -134,7 +132,7 @@
           <w:i/>
           <w:sz w:val="18"/>
         </w:rPr>
-        <w:t>Source: Publicly available internet sources.</w:t>
+        <w:t>Stories are taken from open Internet sources; illustrations were created with AI.</w:t>
       </w:r>
     </w:p>
     <w:sectPr>
